--- a/Florian/Ressources logicielles.docx
+++ b/Florian/Ressources logicielles.docx
@@ -13,10 +13,7 @@
     <w:p/>
     <w:p>
       <w:r>
-        <w:t xml:space="preserve">Ce document liste les différentes ressources </w:t>
-      </w:r>
-      <w:r>
-        <w:t>logici</w:t>
+        <w:t>Ce document liste les différentes ressources logici</w:t>
       </w:r>
       <w:r>
         <w:t>elles</w:t>
@@ -43,10 +40,7 @@
         </w:rPr>
       </w:pPr>
       <w:r>
-        <w:t xml:space="preserve">Pour le moment, j’ai pu avoir accès aux </w:t>
-      </w:r>
-      <w:r>
-        <w:t>logi</w:t>
+        <w:t>Pour le moment, j’ai pu avoir accès aux logi</w:t>
       </w:r>
       <w:r>
         <w:t xml:space="preserve">cielles </w:t>
@@ -137,13 +131,7 @@
         <w:t xml:space="preserve">: </w:t>
       </w:r>
       <w:r>
-        <w:t> Ce logiciel nous permet aussi de créer des diagrammes : l’avantage est que l’on lui fournit un</w:t>
-      </w:r>
-      <w:r>
-        <w:t xml:space="preserve"> code</w:t>
-      </w:r>
-      <w:r>
-        <w:t xml:space="preserve"> et il génère automatiquement le diagramme. Ainsi, une intelligence artificielle peut nous fournir le code pour accélérer le processus.</w:t>
+        <w:t> Ce logiciel nous permet aussi de créer des diagrammes : l’avantage est que l’on lui fournit un code et il génère automatiquement le diagramme. Ainsi, une intelligence artificielle peut nous fournir le code pour accélérer le processus.</w:t>
       </w:r>
     </w:p>
     <w:p/>
@@ -268,13 +256,7 @@
       </w:r>
       <w:proofErr w:type="spellEnd"/>
       <w:r>
-        <w:t>, que ce soit pour les différents documents ou le code source. On peut également</w:t>
-      </w:r>
-      <w:r>
-        <w:t xml:space="preserve"> sélectionner les versions précédentes </w:t>
-      </w:r>
-      <w:r>
-        <w:t>en cas de bug ou autres problèmes.</w:t>
+        <w:t>, que ce soit pour les différents documents ou le code source. On peut également sélectionner les versions précédentes en cas de bug ou autres problèmes.</w:t>
       </w:r>
     </w:p>
     <w:p>
@@ -310,13 +292,7 @@
         <w:t xml:space="preserve">: </w:t>
       </w:r>
       <w:r>
-        <w:t>c’est un éditeur de code qui nous permet de créer le code pour le projet INFOPROD. Il dispose de</w:t>
-      </w:r>
-      <w:r>
-        <w:t xml:space="preserve"> plusieurs extensions intégrées </w:t>
-      </w:r>
-      <w:r>
-        <w:t xml:space="preserve">(PHP, </w:t>
+        <w:t xml:space="preserve">c’est un éditeur de code qui nous permet de créer le code pour le projet INFOPROD. Il dispose de plusieurs extensions intégrées (PHP, </w:t>
       </w:r>
       <w:proofErr w:type="spellStart"/>
       <w:proofErr w:type="gramStart"/>
@@ -361,10 +337,42 @@
         <w:t>C’est</w:t>
       </w:r>
       <w:r>
+        <w:t xml:space="preserve"> une</w:t>
+      </w:r>
+      <w:r>
         <w:t xml:space="preserve"> </w:t>
       </w:r>
       <w:r>
         <w:t>intelligence artificielle qui m’aide, que ce soit pour corriger des bugs ou simplement comprendre des sujets autour du projet INFOPROD</w:t>
+      </w:r>
+    </w:p>
+    <w:p>
+      <w:pPr>
+        <w:rPr>
+          <w:b/>
+          <w:bCs/>
+        </w:rPr>
+      </w:pPr>
+    </w:p>
+    <w:p>
+      <w:r>
+        <w:rPr>
+          <w:b/>
+          <w:bCs/>
+        </w:rPr>
+        <w:t xml:space="preserve">Claude code : </w:t>
+      </w:r>
+      <w:r>
+        <w:t xml:space="preserve">C’est une intelligence </w:t>
+      </w:r>
+      <w:r>
+        <w:t xml:space="preserve">qui a transformé mon site Web </w:t>
+      </w:r>
+      <w:r>
+        <w:t>en application</w:t>
+      </w:r>
+      <w:r>
+        <w:t xml:space="preserve"> exécutable </w:t>
       </w:r>
     </w:p>
     <w:p/>
@@ -795,6 +803,7 @@
   <w:style w:type="character" w:default="1" w:styleId="Policepardfaut">
     <w:name w:val="Default Paragraph Font"/>
     <w:uiPriority w:val="1"/>
+    <w:semiHidden/>
     <w:unhideWhenUsed/>
   </w:style>
   <w:style w:type="table" w:default="1" w:styleId="TableauNormal">
